--- a/pr-preview/pr-212/chapters/software-text-tracked-changes.docx
+++ b/pr-preview/pr-212/chapters/software-text-tracked-changes.docx
@@ -6,19 +6,27 @@
       <w:pPr>
         <w:pStyle w:val="Title"/>
       </w:pPr>
-      <w:ins w:id="1" w:author="PR Preview" w:date="2026-01-01T00:00:00Z">
-        <w:r>
-          <w:t xml:space="preserve">Writing for code review and software</w:t>
-        </w:r>
-      </w:ins>
+      <w:r>
+        <w:t xml:space="preserve">Writing for code review and software</w:t>
+      </w:r>
     </w:p>
     <w:p>
       <w:pPr>
         <w:pStyle w:val="Date"/>
       </w:pPr>
+      <w:del w:id="1" w:author="PR Preview" w:date="2026-01-01T00:00:00Z">
+        <w:r>
+          <w:delText xml:space="preserve">Last modified: 2026-10-15 22:11:04 (PDT)</w:delText>
+        </w:r>
+      </w:del>
+    </w:p>
+    <w:p>
+      <w:pPr>
+        <w:pStyle w:val="Date"/>
+      </w:pPr>
       <w:ins w:id="2" w:author="PR Preview" w:date="2026-01-01T00:00:00Z">
         <w:r>
-          <w:t xml:space="preserve">Last modified: 2026-10-15 22:08:24 (PDT)</w:t>
+          <w:t xml:space="preserve">Last modified: 2026-10-15 23:16:48 (PDT)</w:t>
         </w:r>
       </w:ins>
     </w:p>
@@ -26,11 +34,9 @@
       <w:pPr>
         <w:pStyle w:val="FirstParagraph"/>
       </w:pPr>
-      <w:ins w:id="3" w:author="PR Preview" w:date="2026-01-01T00:00:00Z">
-        <w:r>
-          <w:t xml:space="preserve">Software projects depend on short documents:</w:t>
-        </w:r>
-      </w:ins>
+      <w:r>
+        <w:t xml:space="preserve">Software projects depend on short documents:</w:t>
+      </w:r>
     </w:p>
     <w:p>
       <w:pPr>
@@ -40,7 +46,121 @@
           <w:numId w:val="1001"/>
         </w:numPr>
       </w:pPr>
-      <w:ins w:id="4" w:author="PR Preview" w:date="2026-01-01T00:00:00Z">
+      <w:del w:id="3" w:author="PR Preview" w:date="2026-01-01T00:00:00Z">
+        <w:r>
+          <w:delText xml:space="preserve">pull requests;</w:delText>
+        </w:r>
+      </w:del>
+    </w:p>
+    <w:p>
+      <w:pPr>
+        <w:pStyle w:val="Compact"/>
+        <w:numPr>
+          <w:ilvl w:val="0"/>
+          <w:numId w:val="1001"/>
+        </w:numPr>
+      </w:pPr>
+      <w:del w:id="4" w:author="PR Preview" w:date="2026-01-01T00:00:00Z">
+        <w:r>
+          <w:delText xml:space="preserve">issues;</w:delText>
+        </w:r>
+      </w:del>
+    </w:p>
+    <w:p>
+      <w:pPr>
+        <w:pStyle w:val="Compact"/>
+        <w:numPr>
+          <w:ilvl w:val="0"/>
+          <w:numId w:val="1001"/>
+        </w:numPr>
+      </w:pPr>
+      <w:del w:id="5" w:author="PR Preview" w:date="2026-01-01T00:00:00Z">
+        <w:r>
+          <w:delText xml:space="preserve">commit messages;</w:delText>
+        </w:r>
+      </w:del>
+    </w:p>
+    <w:p>
+      <w:pPr>
+        <w:pStyle w:val="Compact"/>
+        <w:numPr>
+          <w:ilvl w:val="0"/>
+          <w:numId w:val="1001"/>
+        </w:numPr>
+      </w:pPr>
+      <w:del w:id="6" w:author="PR Preview" w:date="2026-01-01T00:00:00Z">
+        <w:r>
+          <w:delText xml:space="preserve">READMEs;</w:delText>
+        </w:r>
+      </w:del>
+    </w:p>
+    <w:p>
+      <w:pPr>
+        <w:pStyle w:val="Compact"/>
+        <w:numPr>
+          <w:ilvl w:val="0"/>
+          <w:numId w:val="1001"/>
+        </w:numPr>
+      </w:pPr>
+      <w:del w:id="7" w:author="PR Preview" w:date="2026-01-01T00:00:00Z">
+        <w:r>
+          <w:delText xml:space="preserve">code comments;</w:delText>
+        </w:r>
+      </w:del>
+    </w:p>
+    <w:p>
+      <w:pPr>
+        <w:pStyle w:val="Compact"/>
+        <w:numPr>
+          <w:ilvl w:val="0"/>
+          <w:numId w:val="1001"/>
+        </w:numPr>
+      </w:pPr>
+      <w:del w:id="8" w:author="PR Preview" w:date="2026-01-01T00:00:00Z">
+        <w:r>
+          <w:delText xml:space="preserve">release notes.</w:delText>
+        </w:r>
+      </w:del>
+    </w:p>
+    <w:p>
+      <w:pPr>
+        <w:pStyle w:val="FirstParagraph"/>
+      </w:pPr>
+      <w:del w:id="9" w:author="PR Preview" w:date="2026-01-01T00:00:00Z">
+        <w:r>
+          <w:delText xml:space="preserve">The readers of these documents are busy and often unfamiliar with the change.</w:delText>
+        </w:r>
+      </w:del>
+      <w:del w:id="10" w:author="PR Preview" w:date="2026-01-01T00:00:00Z">
+        <w:r>
+          <w:delText xml:space="preserve"> </w:delText>
+        </w:r>
+      </w:del>
+      <w:del w:id="11" w:author="PR Preview" w:date="2026-01-01T00:00:00Z">
+        <w:r>
+          <w:delText xml:space="preserve">The rules in the other chapters apply to these documents too.</w:delText>
+        </w:r>
+      </w:del>
+      <w:del w:id="12" w:author="PR Preview" w:date="2026-01-01T00:00:00Z">
+        <w:r>
+          <w:delText xml:space="preserve"> </w:delText>
+        </w:r>
+      </w:del>
+      <w:del w:id="13" w:author="PR Preview" w:date="2026-01-01T00:00:00Z">
+        <w:r>
+          <w:delText xml:space="preserve">This chapter lists the general rules that matter most for them and adds a few that belong to software.</w:delText>
+        </w:r>
+      </w:del>
+    </w:p>
+    <w:p>
+      <w:pPr>
+        <w:pStyle w:val="Compact"/>
+        <w:numPr>
+          <w:ilvl w:val="0"/>
+          <w:numId w:val="1001"/>
+        </w:numPr>
+      </w:pPr>
+      <w:ins w:id="14" w:author="PR Preview" w:date="2026-01-01T00:00:00Z">
         <w:r>
           <w:t xml:space="preserve">pull requests</w:t>
         </w:r>
@@ -54,7 +174,7 @@
           <w:numId w:val="1001"/>
         </w:numPr>
       </w:pPr>
-      <w:ins w:id="5" w:author="PR Preview" w:date="2026-01-01T00:00:00Z">
+      <w:ins w:id="15" w:author="PR Preview" w:date="2026-01-01T00:00:00Z">
         <w:r>
           <w:t xml:space="preserve">issues</w:t>
         </w:r>
@@ -68,7 +188,7 @@
           <w:numId w:val="1001"/>
         </w:numPr>
       </w:pPr>
-      <w:ins w:id="6" w:author="PR Preview" w:date="2026-01-01T00:00:00Z">
+      <w:ins w:id="16" w:author="PR Preview" w:date="2026-01-01T00:00:00Z">
         <w:r>
           <w:t xml:space="preserve">commit messages</w:t>
         </w:r>
@@ -82,7 +202,7 @@
           <w:numId w:val="1001"/>
         </w:numPr>
       </w:pPr>
-      <w:ins w:id="7" w:author="PR Preview" w:date="2026-01-01T00:00:00Z">
+      <w:ins w:id="17" w:author="PR Preview" w:date="2026-01-01T00:00:00Z">
         <w:r>
           <w:t xml:space="preserve">READMEs</w:t>
         </w:r>
@@ -96,7 +216,7 @@
           <w:numId w:val="1001"/>
         </w:numPr>
       </w:pPr>
-      <w:ins w:id="8" w:author="PR Preview" w:date="2026-01-01T00:00:00Z">
+      <w:ins w:id="18" w:author="PR Preview" w:date="2026-01-01T00:00:00Z">
         <w:r>
           <w:t xml:space="preserve">code comments</w:t>
         </w:r>
@@ -110,7 +230,7 @@
           <w:numId w:val="1001"/>
         </w:numPr>
       </w:pPr>
-      <w:ins w:id="9" w:author="PR Preview" w:date="2026-01-01T00:00:00Z">
+      <w:ins w:id="19" w:author="PR Preview" w:date="2026-01-01T00:00:00Z">
         <w:r>
           <w:t xml:space="preserve">release notes</w:t>
         </w:r>
@@ -120,17 +240,17 @@
       <w:pPr>
         <w:pStyle w:val="FirstParagraph"/>
       </w:pPr>
-      <w:ins w:id="10" w:author="PR Preview" w:date="2026-01-01T00:00:00Z">
+      <w:ins w:id="20" w:author="PR Preview" w:date="2026-01-01T00:00:00Z">
         <w:r>
           <w:t xml:space="preserve">Readers of these documents often arrive without context on the change, so the rules in the other chapters apply to them too.</w:t>
         </w:r>
       </w:ins>
-      <w:ins w:id="11" w:author="PR Preview" w:date="2026-01-01T00:00:00Z">
+      <w:ins w:id="21" w:author="PR Preview" w:date="2026-01-01T00:00:00Z">
         <w:r>
           <w:t xml:space="preserve"> </w:t>
         </w:r>
       </w:ins>
-      <w:ins w:id="12" w:author="PR Preview" w:date="2026-01-01T00:00:00Z">
+      <w:ins w:id="22" w:author="PR Preview" w:date="2026-01-01T00:00:00Z">
         <w:r>
           <w:t xml:space="preserve">This chapter lists the general rules that matter most here and adds a few that belong to software.</w:t>
         </w:r>
@@ -141,11 +261,9 @@
       <w:pPr>
         <w:pStyle w:val="Heading2"/>
       </w:pPr>
-      <w:ins w:id="13" w:author="PR Preview" w:date="2026-01-01T00:00:00Z">
-        <w:r>
-          <w:t xml:space="preserve">1 Apply the general rules</w:t>
-        </w:r>
-      </w:ins>
+      <w:r>
+        <w:t xml:space="preserve">1 Apply the general rules</w:t>
+      </w:r>
     </w:p>
     <w:p>
       <w:pPr>
@@ -156,25 +274,53 @@
         </w:numPr>
       </w:pPr>
       <w:hyperlink r:id="rId9">
-        <w:ins w:id="14" w:author="PR Preview" w:date="2026-01-01T00:00:00Z">
+        <w:r>
+          <w:rPr>
+            <w:rStyle w:val="Hyperlink"/>
+          </w:rPr>
+          <w:t xml:space="preserve">Write in the active voice</w:t>
+        </w:r>
+      </w:hyperlink>
+      <w:r>
+        <w:t xml:space="preserve"> </w:t>
+      </w:r>
+      <w:r>
+        <w:t xml:space="preserve">and name the actor before the action.</w:t>
+      </w:r>
+    </w:p>
+    <w:p>
+      <w:pPr>
+        <w:pStyle w:val="Compact"/>
+        <w:numPr>
+          <w:ilvl w:val="0"/>
+          <w:numId w:val="1002"/>
+        </w:numPr>
+      </w:pPr>
+      <w:hyperlink r:id="rId10">
+        <w:del w:id="23" w:author="PR Preview" w:date="2026-01-01T00:00:00Z">
           <w:r>
             <w:rPr>
               <w:rStyle w:val="Hyperlink"/>
             </w:rPr>
-            <w:t xml:space="preserve">Write in the active voice</w:t>
+            <w:delText xml:space="preserve">Limit complex sentence structures</w:delText>
           </w:r>
-        </w:ins>
+        </w:del>
       </w:hyperlink>
-      <w:ins w:id="15" w:author="PR Preview" w:date="2026-01-01T00:00:00Z">
-        <w:r>
-          <w:t xml:space="preserve"> </w:t>
-        </w:r>
-      </w:ins>
-      <w:ins w:id="16" w:author="PR Preview" w:date="2026-01-01T00:00:00Z">
-        <w:r>
-          <w:t xml:space="preserve">and name the actor before the action.</w:t>
-        </w:r>
-      </w:ins>
+      <w:del w:id="24" w:author="PR Preview" w:date="2026-01-01T00:00:00Z">
+        <w:r>
+          <w:delText xml:space="preserve">:</w:delText>
+        </w:r>
+      </w:del>
+      <w:del w:id="25" w:author="PR Preview" w:date="2026-01-01T00:00:00Z">
+        <w:r>
+          <w:delText xml:space="preserve"> </w:delText>
+        </w:r>
+      </w:del>
+      <w:del w:id="26" w:author="PR Preview" w:date="2026-01-01T00:00:00Z">
+        <w:r>
+          <w:delText xml:space="preserve">write one main idea per sentence and at most one subordinate clause.</w:delText>
+        </w:r>
+      </w:del>
     </w:p>
     <w:p>
       <w:pPr>
@@ -185,7 +331,7 @@
         </w:numPr>
       </w:pPr>
       <w:hyperlink r:id="rId10">
-        <w:ins w:id="17" w:author="PR Preview" w:date="2026-01-01T00:00:00Z">
+        <w:ins w:id="27" w:author="PR Preview" w:date="2026-01-01T00:00:00Z">
           <w:r>
             <w:rPr>
               <w:rStyle w:val="Hyperlink"/>
@@ -194,17 +340,17 @@
           </w:r>
         </w:ins>
       </w:hyperlink>
-      <w:ins w:id="18" w:author="PR Preview" w:date="2026-01-01T00:00:00Z">
+      <w:ins w:id="28" w:author="PR Preview" w:date="2026-01-01T00:00:00Z">
         <w:r>
           <w:t xml:space="preserve">:</w:t>
         </w:r>
       </w:ins>
-      <w:ins w:id="19" w:author="PR Preview" w:date="2026-01-01T00:00:00Z">
+      <w:ins w:id="29" w:author="PR Preview" w:date="2026-01-01T00:00:00Z">
         <w:r>
           <w:t xml:space="preserve"> </w:t>
         </w:r>
       </w:ins>
-      <w:ins w:id="20" w:author="PR Preview" w:date="2026-01-01T00:00:00Z">
+      <w:ins w:id="30" w:author="PR Preview" w:date="2026-01-01T00:00:00Z">
         <w:r>
           <w:t xml:space="preserve">write one main idea per sentence and avoid piling several subordinate clauses into one.</w:t>
         </w:r>
@@ -218,26 +364,59 @@
           <w:numId w:val="1002"/>
         </w:numPr>
       </w:pPr>
-      <w:ins w:id="21" w:author="PR Preview" w:date="2026-01-01T00:00:00Z">
-        <w:r>
-          <w:t xml:space="preserve">Cut filler and prefer plain words (</w:t>
-        </w:r>
-      </w:ins>
+      <w:r>
+        <w:t xml:space="preserve">Cut filler and prefer plain words (</w:t>
+      </w:r>
       <w:hyperlink r:id="rId11">
-        <w:ins w:id="22" w:author="PR Preview" w:date="2026-01-01T00:00:00Z">
+        <w:r>
+          <w:rPr>
+            <w:rStyle w:val="Hyperlink"/>
+          </w:rPr>
+          <w:t xml:space="preserve">Word choice</w:t>
+        </w:r>
+      </w:hyperlink>
+      <w:r>
+        <w:t xml:space="preserve">).</w:t>
+      </w:r>
+    </w:p>
+    <w:p>
+      <w:pPr>
+        <w:pStyle w:val="Compact"/>
+        <w:numPr>
+          <w:ilvl w:val="0"/>
+          <w:numId w:val="1002"/>
+        </w:numPr>
+      </w:pPr>
+      <w:hyperlink r:id="rId12">
+        <w:del w:id="31" w:author="PR Preview" w:date="2026-01-01T00:00:00Z">
           <w:r>
             <w:rPr>
               <w:rStyle w:val="Hyperlink"/>
             </w:rPr>
-            <w:t xml:space="preserve">Word choice</w:t>
+            <w:delText xml:space="preserve">Scan for clichés</w:delText>
           </w:r>
-        </w:ins>
+        </w:del>
       </w:hyperlink>
-      <w:ins w:id="23" w:author="PR Preview" w:date="2026-01-01T00:00:00Z">
-        <w:r>
-          <w:t xml:space="preserve">).</w:t>
-        </w:r>
-      </w:ins>
+      <w:del w:id="32" w:author="PR Preview" w:date="2026-01-01T00:00:00Z">
+        <w:r>
+          <w:delText xml:space="preserve"> </w:delText>
+        </w:r>
+      </w:del>
+      <w:del w:id="33" w:author="PR Preview" w:date="2026-01-01T00:00:00Z">
+        <w:r>
+          <w:delText xml:space="preserve">before you post non-trivial prose.</w:delText>
+        </w:r>
+      </w:del>
+      <w:del w:id="34" w:author="PR Preview" w:date="2026-01-01T00:00:00Z">
+        <w:r>
+          <w:delText xml:space="preserve"> </w:delText>
+        </w:r>
+      </w:del>
+      <w:del w:id="35" w:author="PR Preview" w:date="2026-01-01T00:00:00Z">
+        <w:r>
+          <w:delText xml:space="preserve">Skip the scan for code, terse status lines, and short replies.</w:delText>
+        </w:r>
+      </w:del>
     </w:p>
     <w:p>
       <w:pPr>
@@ -248,7 +427,7 @@
         </w:numPr>
       </w:pPr>
       <w:hyperlink r:id="rId12">
-        <w:ins w:id="24" w:author="PR Preview" w:date="2026-01-01T00:00:00Z">
+        <w:ins w:id="36" w:author="PR Preview" w:date="2026-01-01T00:00:00Z">
           <w:r>
             <w:rPr>
               <w:rStyle w:val="Hyperlink"/>
@@ -257,32 +436,32 @@
           </w:r>
         </w:ins>
       </w:hyperlink>
-      <w:ins w:id="25" w:author="PR Preview" w:date="2026-01-01T00:00:00Z">
+      <w:ins w:id="37" w:author="PR Preview" w:date="2026-01-01T00:00:00Z">
         <w:r>
           <w:t xml:space="preserve"> </w:t>
         </w:r>
       </w:ins>
-      <w:ins w:id="26" w:author="PR Preview" w:date="2026-01-01T00:00:00Z">
+      <w:ins w:id="38" w:author="PR Preview" w:date="2026-01-01T00:00:00Z">
         <w:r>
           <w:t xml:space="preserve">before you post non-trivial prose.</w:t>
         </w:r>
       </w:ins>
-      <w:ins w:id="27" w:author="PR Preview" w:date="2026-01-01T00:00:00Z">
+      <w:ins w:id="39" w:author="PR Preview" w:date="2026-01-01T00:00:00Z">
         <w:r>
           <w:t xml:space="preserve"> </w:t>
         </w:r>
       </w:ins>
-      <w:ins w:id="28" w:author="PR Preview" w:date="2026-01-01T00:00:00Z">
+      <w:ins w:id="40" w:author="PR Preview" w:date="2026-01-01T00:00:00Z">
         <w:r>
           <w:t xml:space="preserve">Skip the scan for code, terse status lines, and short replies,</w:t>
         </w:r>
       </w:ins>
-      <w:ins w:id="29" w:author="PR Preview" w:date="2026-01-01T00:00:00Z">
+      <w:ins w:id="41" w:author="PR Preview" w:date="2026-01-01T00:00:00Z">
         <w:r>
           <w:t xml:space="preserve"> </w:t>
         </w:r>
       </w:ins>
-      <w:ins w:id="30" w:author="PR Preview" w:date="2026-01-01T00:00:00Z">
+      <w:ins w:id="42" w:author="PR Preview" w:date="2026-01-01T00:00:00Z">
         <w:r>
           <w:t xml:space="preserve">which are too short to contain a cluster of tells.</w:t>
         </w:r>
@@ -297,20 +476,16 @@
         </w:numPr>
       </w:pPr>
       <w:hyperlink r:id="rId13">
-        <w:ins w:id="31" w:author="PR Preview" w:date="2026-01-01T00:00:00Z">
-          <w:r>
-            <w:rPr>
-              <w:rStyle w:val="Hyperlink"/>
-            </w:rPr>
-            <w:t xml:space="preserve">Put lists in bullet points</w:t>
-          </w:r>
-        </w:ins>
+        <w:r>
+          <w:rPr>
+            <w:rStyle w:val="Hyperlink"/>
+          </w:rPr>
+          <w:t xml:space="preserve">Put lists in bullet points</w:t>
+        </w:r>
       </w:hyperlink>
-      <w:ins w:id="32" w:author="PR Preview" w:date="2026-01-01T00:00:00Z">
-        <w:r>
-          <w:t xml:space="preserve">.</w:t>
-        </w:r>
-      </w:ins>
+      <w:r>
+        <w:t xml:space="preserve">.</w:t>
+      </w:r>
     </w:p>
     <w:bookmarkEnd w:id="14"/>
     <w:bookmarkStart w:id="15" w:name="say-what-changed-and-why"/>
@@ -318,11 +493,9 @@
       <w:pPr>
         <w:pStyle w:val="Heading2"/>
       </w:pPr>
-      <w:ins w:id="33" w:author="PR Preview" w:date="2026-01-01T00:00:00Z">
-        <w:r>
-          <w:t xml:space="preserve">2 Say what changed and why</w:t>
-        </w:r>
-      </w:ins>
+      <w:r>
+        <w:t xml:space="preserve">2 Say what changed and why</w:t>
+      </w:r>
     </w:p>
     <w:p>
       <w:pPr>
@@ -332,11 +505,9 @@
           <w:numId w:val="1003"/>
         </w:numPr>
       </w:pPr>
-      <w:ins w:id="34" w:author="PR Preview" w:date="2026-01-01T00:00:00Z">
-        <w:r>
-          <w:t xml:space="preserve">Open a pull request description with the behavior a reader would see before and after the change.</w:t>
-        </w:r>
-      </w:ins>
+      <w:r>
+        <w:t xml:space="preserve">Open a pull request description with the behavior a reader would see before and after the change.</w:t>
+      </w:r>
     </w:p>
     <w:p>
       <w:pPr>
@@ -346,11 +517,9 @@
           <w:numId w:val="1003"/>
         </w:numPr>
       </w:pPr>
-      <w:ins w:id="35" w:author="PR Preview" w:date="2026-01-01T00:00:00Z">
-        <w:r>
-          <w:t xml:space="preserve">Explain the reason for the change in the commit message, not only the content of the diff.</w:t>
-        </w:r>
-      </w:ins>
+      <w:r>
+        <w:t xml:space="preserve">Explain the reason for the change in the commit message, not only the content of the diff.</w:t>
+      </w:r>
     </w:p>
     <w:p>
       <w:pPr>
@@ -360,11 +529,9 @@
           <w:numId w:val="1003"/>
         </w:numPr>
       </w:pPr>
-      <w:ins w:id="36" w:author="PR Preview" w:date="2026-01-01T00:00:00Z">
-        <w:r>
-          <w:t xml:space="preserve">State what you checked and what you did not.</w:t>
-        </w:r>
-      </w:ins>
+      <w:r>
+        <w:t xml:space="preserve">State what you checked and what you did not.</w:t>
+      </w:r>
     </w:p>
     <w:p>
       <w:pPr>
@@ -374,17 +541,15 @@
           <w:numId w:val="1003"/>
         </w:numPr>
       </w:pPr>
-      <w:ins w:id="37" w:author="PR Preview" w:date="2026-01-01T00:00:00Z">
-        <w:r>
-          <w:t xml:space="preserve">Link the issue, the data, or the document that motivates the change.</w:t>
-        </w:r>
-      </w:ins>
+      <w:r>
+        <w:t xml:space="preserve">Link the issue, the data, or the document that motivates the change.</w:t>
+      </w:r>
     </w:p>
     <w:p>
       <w:pPr>
         <w:pStyle w:val="BlockText"/>
       </w:pPr>
-      <w:ins w:id="38" w:author="PR Preview" w:date="2026-01-01T00:00:00Z">
+      <w:ins w:id="43" w:author="PR Preview" w:date="2026-01-01T00:00:00Z">
         <w:r>
           <w:t xml:space="preserve">❌ Update plotting code.</w:t>
         </w:r>
@@ -394,7 +559,7 @@
       <w:pPr>
         <w:pStyle w:val="BlockText"/>
       </w:pPr>
-      <w:ins w:id="39" w:author="PR Preview" w:date="2026-01-01T00:00:00Z">
+      <w:ins w:id="44" w:author="PR Preview" w:date="2026-01-01T00:00:00Z">
         <w:r>
           <w:t xml:space="preserve">✅ Label the y-axis in original units, so the figure no longer shows log-odds.</w:t>
         </w:r>
@@ -406,11 +571,9 @@
       <w:pPr>
         <w:pStyle w:val="Heading2"/>
       </w:pPr>
-      <w:ins w:id="40" w:author="PR Preview" w:date="2026-01-01T00:00:00Z">
-        <w:r>
-          <w:t xml:space="preserve">3 Comment code sparingly</w:t>
-        </w:r>
-      </w:ins>
+      <w:r>
+        <w:t xml:space="preserve">3 Comment code sparingly</w:t>
+      </w:r>
     </w:p>
     <w:p>
       <w:pPr>
@@ -420,11 +583,9 @@
           <w:numId w:val="1004"/>
         </w:numPr>
       </w:pPr>
-      <w:ins w:id="41" w:author="PR Preview" w:date="2026-01-01T00:00:00Z">
-        <w:r>
-          <w:t xml:space="preserve">Write a comment that says why the code does what it does, and let the code say what it does.</w:t>
-        </w:r>
-      </w:ins>
+      <w:r>
+        <w:t xml:space="preserve">Write a comment that says why the code does what it does, and let the code say what it does.</w:t>
+      </w:r>
     </w:p>
     <w:p>
       <w:pPr>
@@ -434,7 +595,21 @@
           <w:numId w:val="1004"/>
         </w:numPr>
       </w:pPr>
-      <w:ins w:id="42" w:author="PR Preview" w:date="2026-01-01T00:00:00Z">
+      <w:del w:id="45" w:author="PR Preview" w:date="2026-01-01T00:00:00Z">
+        <w:r>
+          <w:delText xml:space="preserve">Keep each comment to one phrase where one phrase suffices.</w:delText>
+        </w:r>
+      </w:del>
+    </w:p>
+    <w:p>
+      <w:pPr>
+        <w:pStyle w:val="Compact"/>
+        <w:numPr>
+          <w:ilvl w:val="0"/>
+          <w:numId w:val="1004"/>
+        </w:numPr>
+      </w:pPr>
+      <w:ins w:id="46" w:author="PR Preview" w:date="2026-01-01T00:00:00Z">
         <w:r>
           <w:t xml:space="preserve">Keep each comment as short as it can be while still giving the reason.</w:t>
         </w:r>
@@ -448,23 +623,19 @@
           <w:numId w:val="1004"/>
         </w:numPr>
       </w:pPr>
-      <w:ins w:id="43" w:author="PR Preview" w:date="2026-01-01T00:00:00Z">
-        <w:r>
-          <w:t xml:space="preserve">Update or delete a comment when the code changes.</w:t>
-        </w:r>
-      </w:ins>
+      <w:r>
+        <w:t xml:space="preserve">Update or delete a comment when the code changes.</w:t>
+      </w:r>
     </w:p>
     <w:bookmarkEnd w:id="16"/>
-    <w:bookmarkStart w:id="21" w:name="write-release-notes-for-the-user"/>
+    <w:bookmarkStart w:id="17" w:name="write-release-notes-for-the-user"/>
     <w:p>
       <w:pPr>
         <w:pStyle w:val="Heading2"/>
       </w:pPr>
-      <w:ins w:id="44" w:author="PR Preview" w:date="2026-01-01T00:00:00Z">
-        <w:r>
-          <w:t xml:space="preserve">4 Write release notes for the user</w:t>
-        </w:r>
-      </w:ins>
+      <w:r>
+        <w:t xml:space="preserve">4 Write release notes for the user</w:t>
+      </w:r>
     </w:p>
     <w:p>
       <w:pPr>
@@ -474,11 +645,9 @@
           <w:numId w:val="1005"/>
         </w:numPr>
       </w:pPr>
-      <w:ins w:id="45" w:author="PR Preview" w:date="2026-01-01T00:00:00Z">
-        <w:r>
-          <w:t xml:space="preserve">Describe each change by its effect on the user, not by the file that changed.</w:t>
-        </w:r>
-      </w:ins>
+      <w:r>
+        <w:t xml:space="preserve">Describe each change by its effect on the user, not by the file that changed.</w:t>
+      </w:r>
     </w:p>
     <w:p>
       <w:pPr>
@@ -488,146 +657,27 @@
           <w:numId w:val="1005"/>
         </w:numPr>
       </w:pPr>
-      <w:ins w:id="46" w:author="PR Preview" w:date="2026-01-01T00:00:00Z">
+      <w:del w:id="47" w:author="PR Preview" w:date="2026-01-01T00:00:00Z">
+        <w:r>
+          <w:delText xml:space="preserve">Put breaking changes first.</w:delText>
+        </w:r>
+      </w:del>
+    </w:p>
+    <w:p>
+      <w:pPr>
+        <w:pStyle w:val="Compact"/>
+        <w:numPr>
+          <w:ilvl w:val="0"/>
+          <w:numId w:val="1005"/>
+        </w:numPr>
+      </w:pPr>
+      <w:ins w:id="48" w:author="PR Preview" w:date="2026-01-01T00:00:00Z">
         <w:r>
           <w:t xml:space="preserve">Put breaking changes first, because the user must act on them.</w:t>
         </w:r>
       </w:ins>
     </w:p>
-    <w:tbl>
-      <w:tblPr>
-        <w:tblStyle w:val="Table"/>
-        <w:tblLook w:firstRow="0" w:lastRow="0" w:firstColumn="0" w:lastColumn="0" w:noHBand="0" w:noVBand="0" w:val="0000"/>
-        <w:tblBorders>
-          <w:top w:val="single" w:sz="4" w:space="0" w:color="0758E5"/>
-          <w:left w:val="single" w:sz="24" w:space="0" w:color="0758E5"/>
-          <w:bottom w:val="single" w:sz="4" w:space="0" w:color="0758E5"/>
-          <w:right w:val="single" w:sz="4" w:space="0" w:color="0758E5"/>
-        </w:tblBorders>
-        <w:tblCellMar>
-          <w:left w:w="144" w:type="dxa"/>
-          <w:right w:w="144" w:type="dxa"/>
-        </w:tblCellMar>
-        <w:tblLook w:firstRow="0" w:lastRow="0" w:firstColumn="0" w:lastColumn="0" w:noHBand="0" w:noVBand="0" w:val="0000"/>
-      </w:tblPr>
-      <w:tr>
-        <w:trPr>
-          <w:cantSplit/>
-        </w:trPr>
-        <w:tc>
-          <w:tcPr>
-            <w:shd w:color="auto" w:fill="dae6fb" w:val="clear"/>
-            <w:tcMar>
-              <w:top w:w="92" w:type="dxa"/>
-              <w:bottom w:w="92" w:type="dxa"/>
-            </w:tcMar>
-          </w:tcPr>
-          <w:p>
-            <w:pPr>
-              <w:pStyle w:val="FirstParagraph"/>
-            </w:pPr>
-            <w:pPr>
-              <w:spacing w:before="0" w:after="0"/>
-              <w:textAlignment w:val="center"/>
-            </w:pPr>
-            <w:r>
-              <w:drawing>
-                <wp:inline>
-                  <wp:extent cx="152400" cy="152400"/>
-                  <wp:effectExtent b="0" l="0" r="0" t="0"/>
-                  <wp:docPr descr="" title="" id="18" name="Picture"/>
-                  <a:graphic>
-                    <a:graphicData uri="http://schemas.openxmlformats.org/drawingml/2006/picture">
-                      <pic:pic>
-                        <pic:nvPicPr>
-                          <pic:cNvPr descr="/opt/quarto/share/formats/docx/note.png" id="19" name="Picture"/>
-                          <pic:cNvPicPr>
-                            <a:picLocks noChangeArrowheads="1" noChangeAspect="1"/>
-                          </pic:cNvPicPr>
-                        </pic:nvPicPr>
-                        <pic:blipFill>
-                          <a:blip r:embed="rId17"/>
-                          <a:stretch>
-                            <a:fillRect/>
-                          </a:stretch>
-                        </pic:blipFill>
-                        <pic:spPr bwMode="auto">
-                          <a:xfrm>
-                            <a:off x="0" y="0"/>
-                            <a:ext cx="152400" cy="152400"/>
-                          </a:xfrm>
-                          <a:prstGeom prst="rect">
-                            <a:avLst/>
-                          </a:prstGeom>
-                          <a:noFill/>
-                          <a:ln w="9525">
-                            <a:noFill/>
-                            <a:headEnd/>
-                            <a:tailEnd/>
-                          </a:ln>
-                        </pic:spPr>
-                      </pic:pic>
-                    </a:graphicData>
-                  </a:graphic>
-                </wp:inline>
-              </w:drawing>
-            </w:r>
-            <w:r>
-              <w:t xml:space="preserve"> </w:t>
-            </w:r>
-            <w:r>
-              <w:t xml:space="preserve"> </w:t>
-            </w:r>
-            <w:r>
-              <w:t xml:space="preserve">Source</w:t>
-            </w:r>
-          </w:p>
-        </w:tc>
-      </w:tr>
-      <w:tr>
-        <w:trPr>
-          <w:cantSplit/>
-        </w:trPr>
-        <w:tc>
-          <w:tcPr>
-            <w:tcMar>
-              <w:top w:w="108" w:type="dxa"/>
-              <w:bottom w:w="108" w:type="dxa"/>
-            </w:tcMar>
-          </w:tcPr>
-          <w:p>
-            <w:pPr>
-              <w:pStyle w:val="BodyText"/>
-            </w:pPr>
-            <w:pPr>
-              <w:spacing w:before="16" w:after="16"/>
-            </w:pPr>
-            <w:r>
-              <w:t xml:space="preserve">This chapter’s scope, plain prose in software project text, follows the</w:t>
-            </w:r>
-            <w:r>
-              <w:t xml:space="preserve"> </w:t>
-            </w:r>
-            <w:hyperlink r:id="rId20">
-              <w:r>
-                <w:rPr>
-                  <w:rStyle w:val="Hyperlink"/>
-                </w:rPr>
-                <w:t xml:space="preserve">Writing</w:t>
-              </w:r>
-            </w:hyperlink>
-            <w:r>
-              <w:t xml:space="preserve"> </w:t>
-            </w:r>
-            <w:r>
-              <w:t xml:space="preserve">chapter of the UCD-SERG lab manual.</w:t>
-            </w:r>
-          </w:p>
-          <w:p/>
-        </w:tc>
-      </w:tr>
-    </w:tbl>
-    <w:bookmarkEnd w:id="21"/>
+    <w:bookmarkEnd w:id="17"/>
     <w:sectPr>
       <w:footnotePr>
         <w:numRestart w:val="eachSect"/>
